--- a/src/proofpack/templates/T7.docx
+++ b/src/proofpack/templates/T7.docx
@@ -564,7 +564,7 @@
       </w:r>
       <w:r>
         <w:rPr>
-          <w:rStyle w:val="PPCustomerTextInline"/>
+          <w:rStyle w:val="PPManufacturerTextInline"/>
         </w:rPr>
         <w:t>{{ clustering.declared }}</w:t>
       </w:r>
@@ -2088,7 +2088,7 @@
     </w:pPr>
     <w:r>
       <w:rPr>
-        <w:rStyle w:val="PPCustomerTextInline"/>
+        <w:rStyle w:val="PPManufacturerTextInline"/>
       </w:rPr>
       <w:t>{{ header_customer }}</w:t>
     </w:r>
@@ -2107,7 +2107,7 @@
     </w:pPr>
     <w:r>
       <w:rPr>
-        <w:rStyle w:val="PPCustomerTextInline"/>
+        <w:rStyle w:val="PPManufacturerTextInline"/>
       </w:rPr>
       <w:t>{{ header_customer }}</w:t>
     </w:r>
@@ -2126,7 +2126,7 @@
     </w:pPr>
     <w:r>
       <w:rPr>
-        <w:rStyle w:val="PPCustomerTextInline"/>
+        <w:rStyle w:val="PPManufacturerTextInline"/>
       </w:rPr>
       <w:t>{{ header_customer }}</w:t>
     </w:r>
@@ -14285,8 +14285,8 @@
       <w:sz w:val="18"/>
     </w:rPr>
   </w:style>
-  <w:style w:type="paragraph" w:customStyle="1" w:styleId="PPCustomerText">
-    <w:name w:val="PP Customer Text"/>
+  <w:style w:type="paragraph" w:customStyle="1" w:styleId="PPManufacturerText">
+    <w:name w:val="PP Manufacturer Text"/>
     <w:basedOn w:val="Normal"/>
     <w:pPr>
       <w:pBdr>
@@ -14300,8 +14300,8 @@
       <w:sz w:val="22"/>
     </w:rPr>
   </w:style>
-  <w:style w:type="paragraph" w:customStyle="1" w:styleId="PPCustomerTextLabel">
-    <w:name w:val="PP Customer Text Label"/>
+  <w:style w:type="paragraph" w:customStyle="1" w:styleId="PPManufacturerTextLabel">
+    <w:name w:val="PP Manufacturer Text Label"/>
     <w:basedOn w:val="Normal"/>
     <w:pPr>
       <w:spacing w:after="0"/>
@@ -14412,8 +14412,8 @@
       <w:color w:val="16202B"/>
     </w:rPr>
   </w:style>
-  <w:style w:type="character" w:customStyle="1" w:styleId="PPCustomerTextInline">
-    <w:name w:val="PP Customer Text Inline"/>
+  <w:style w:type="character" w:customStyle="1" w:styleId="PPManufacturerTextInline">
+    <w:name w:val="PP Manufacturer Text Inline"/>
     <w:rPr>
       <w:color w:val="4A5A6A"/>
     </w:rPr>

--- a/src/proofpack/templates/T7.docx
+++ b/src/proofpack/templates/T7.docx
@@ -1235,7 +1235,7 @@
         <w:pStyle w:val="PPHeading2"/>
       </w:pPr>
       <w:r>
-        <w:t>6. Cluster-bootstrap coverage</w:t>
+        <w:t>6. Coverage of the clustered intervals</w:t>
       </w:r>
     </w:p>
     <w:p>

--- a/src/proofpack/templates/T7.docx
+++ b/src/proofpack/templates/T7.docx
@@ -109,7 +109,7 @@
               <w:pStyle w:val="PPMarginNoteDraft"/>
             </w:pPr>
             <w:r>
-              <w:t>{{ anchor.software.label }} · section {{ anchor.software.section }} · eSTAR: {{ anchor.software.estar }}</w:t>
+              <w:t>{{ anchor.software.label }} · {{ anchor.software.section }} · {{ anchor.software.estar }}</w:t>
             </w:r>
             <w:r>
               <w:rPr>
@@ -128,7 +128,7 @@
               <w:pStyle w:val="PPMarginNote"/>
             </w:pPr>
             <w:r>
-              <w:t>{{ anchor.software.label }} · section {{ anchor.software.section }} · eSTAR: {{ anchor.software.estar }}</w:t>
+              <w:t>{{ anchor.software.label }} · {{ anchor.software.section }} · {{ anchor.software.estar }}</w:t>
             </w:r>
             <w:r>
               <w:rPr>
@@ -339,7 +339,7 @@
               <w:pStyle w:val="PPMarginNoteDraft"/>
             </w:pPr>
             <w:r>
-              <w:t>{{ anchor.data.label }} · section {{ anchor.data.section }} · eSTAR: {{ anchor.data.estar }}</w:t>
+              <w:t>{{ anchor.data.label }} · {{ anchor.data.section }} · {{ anchor.data.estar }}</w:t>
             </w:r>
             <w:r>
               <w:rPr>
@@ -358,7 +358,7 @@
               <w:pStyle w:val="PPMarginNote"/>
             </w:pPr>
             <w:r>
-              <w:t>{{ anchor.data.label }} · section {{ anchor.data.section }} · eSTAR: {{ anchor.data.estar }}</w:t>
+              <w:t>{{ anchor.data.label }} · {{ anchor.data.section }} · {{ anchor.data.estar }}</w:t>
             </w:r>
             <w:r>
               <w:rPr>
@@ -666,7 +666,7 @@
               <w:pStyle w:val="PPMarginNoteDraft"/>
             </w:pPr>
             <w:r>
-              <w:t>{{ anchor.methods.label }} · section {{ anchor.methods.section }} · eSTAR: {{ anchor.methods.estar }}</w:t>
+              <w:t>{{ anchor.methods.label }} · {{ anchor.methods.section }} · {{ anchor.methods.estar }}</w:t>
             </w:r>
             <w:r>
               <w:rPr>
@@ -685,7 +685,7 @@
               <w:pStyle w:val="PPMarginNote"/>
             </w:pPr>
             <w:r>
-              <w:t>{{ anchor.methods.label }} · section {{ anchor.methods.section }} · eSTAR: {{ anchor.methods.estar }}</w:t>
+              <w:t>{{ anchor.methods.label }} · {{ anchor.methods.section }} · {{ anchor.methods.estar }}</w:t>
             </w:r>
             <w:r>
               <w:rPr>
@@ -934,7 +934,7 @@
               <w:pStyle w:val="PPMarginNoteDraft"/>
             </w:pPr>
             <w:r>
-              <w:t>{{ anchor.subgroups.label }} · section {{ anchor.subgroups.section }} · eSTAR: {{ anchor.subgroups.estar }}</w:t>
+              <w:t>{{ anchor.subgroups.label }} · {{ anchor.subgroups.section }} · {{ anchor.subgroups.estar }}</w:t>
             </w:r>
             <w:r>
               <w:rPr>
@@ -953,7 +953,7 @@
               <w:pStyle w:val="PPMarginNote"/>
             </w:pPr>
             <w:r>
-              <w:t>{{ anchor.subgroups.label }} · section {{ anchor.subgroups.section }} · eSTAR: {{ anchor.subgroups.estar }}</w:t>
+              <w:t>{{ anchor.subgroups.label }} · {{ anchor.subgroups.section }} · {{ anchor.subgroups.estar }}</w:t>
             </w:r>
             <w:r>
               <w:rPr>
@@ -1100,7 +1100,7 @@
               <w:pStyle w:val="PPMarginNoteDraft"/>
             </w:pPr>
             <w:r>
-              <w:t>{{ anchor.calibration.label }} · section {{ anchor.calibration.section }} · eSTAR: {{ anchor.calibration.estar }}</w:t>
+              <w:t>{{ anchor.calibration.label }} · {{ anchor.calibration.section }} · {{ anchor.calibration.estar }}</w:t>
             </w:r>
             <w:r>
               <w:rPr>
@@ -1119,7 +1119,7 @@
               <w:pStyle w:val="PPMarginNote"/>
             </w:pPr>
             <w:r>
-              <w:t>{{ anchor.calibration.label }} · section {{ anchor.calibration.section }} · eSTAR: {{ anchor.calibration.estar }}</w:t>
+              <w:t>{{ anchor.calibration.label }} · {{ anchor.calibration.section }} · {{ anchor.calibration.estar }}</w:t>
             </w:r>
             <w:r>
               <w:rPr>
@@ -1520,7 +1520,7 @@
               <w:pStyle w:val="PPMarginNoteDraft"/>
             </w:pPr>
             <w:r>
-              <w:t>{{ anchor.conventions.label }} · section {{ anchor.conventions.section }} · eSTAR: {{ anchor.conventions.estar }}</w:t>
+              <w:t>{{ anchor.conventions.label }} · {{ anchor.conventions.section }} · {{ anchor.conventions.estar }}</w:t>
             </w:r>
             <w:r>
               <w:rPr>
@@ -1539,7 +1539,7 @@
               <w:pStyle w:val="PPMarginNote"/>
             </w:pPr>
             <w:r>
-              <w:t>{{ anchor.conventions.label }} · section {{ anchor.conventions.section }} · eSTAR: {{ anchor.conventions.estar }}</w:t>
+              <w:t>{{ anchor.conventions.label }} · {{ anchor.conventions.section }} · {{ anchor.conventions.estar }}</w:t>
             </w:r>
             <w:r>
               <w:rPr>

--- a/src/proofpack/templates/T7.docx
+++ b/src/proofpack/templates/T7.docx
@@ -446,7 +446,7 @@
         <w:pStyle w:val="PPCaption"/>
       </w:pPr>
       <w:r>
-        <w:t>Table T1-2 - flow of rows (D4 section 5.10)</w:t>
+        <w:t>Table T1-2 - flow of rows</w:t>
       </w:r>
     </w:p>
     <w:tbl>
@@ -1613,7 +1613,7 @@
         <w:pStyle w:val="PPCaption"/>
       </w:pPr>
       <w:r>
-        <w:t>Tier superscripts - ProofPack reporting convention (R2 section 3.3); annotations, never suppression</w:t>
+        <w:t>Tier superscripts - ProofPack reporting convention; annotations, never suppression</w:t>
       </w:r>
     </w:p>
     <w:tbl>
